--- a/static/AI4HF-IFU-EN-v00-01.docx
+++ b/static/AI4HF-IFU-EN-v00-01.docx
@@ -69,24 +69,29 @@
     </w:p>
     <w:sdt>
       <w:sdtPr>
-        <w:rPr>
-          <w:rFonts w:asciiTheme="minorHAnsi" w:eastAsiaTheme="minorHAnsi" w:hAnsiTheme="minorHAnsi" w:cstheme="minorBidi"/>
-          <w:color w:val="auto"/>
-          <w:sz w:val="22"/>
-          <w:szCs w:val="22"/>
-          <w:lang w:val="de-DE"/>
-        </w:rPr>
         <w:id w:val="-1097787811"/>
         <w:docPartObj>
           <w:docPartGallery w:val="Table of Contents"/>
           <w:docPartUnique/>
         </w:docPartObj>
+        <w:rPr>
+          <w:rFonts w:ascii="Calibri" w:hAnsi="Calibri" w:eastAsia="Calibri" w:cs="" w:asciiTheme="minorAscii" w:hAnsiTheme="minorAscii" w:eastAsiaTheme="minorAscii" w:cstheme="minorBidi"/>
+          <w:color w:val="auto"/>
+          <w:sz w:val="22"/>
+          <w:szCs w:val="22"/>
+          <w:lang w:val="de-DE"/>
+        </w:rPr>
       </w:sdtPr>
       <w:sdtEndPr>
         <w:rPr>
-          <w:b/>
-          <w:bCs/>
+          <w:rFonts w:ascii="Calibri" w:hAnsi="Calibri" w:eastAsia="Calibri" w:cs="" w:asciiTheme="minorAscii" w:hAnsiTheme="minorAscii" w:eastAsiaTheme="minorAscii" w:cstheme="minorBidi"/>
+          <w:b w:val="1"/>
+          <w:bCs w:val="1"/>
           <w:noProof/>
+          <w:color w:val="auto"/>
+          <w:sz w:val="22"/>
+          <w:szCs w:val="22"/>
+          <w:lang w:val="de-DE"/>
         </w:rPr>
       </w:sdtEndPr>
       <w:sdtContent>
@@ -127,7 +132,7 @@
           <w:r>
             <w:fldChar w:fldCharType="separate"/>
           </w:r>
-          <w:hyperlink w:anchor="_Toc223511790" w:history="1">
+          <w:hyperlink w:history="1" w:anchor="_Toc223511790">
             <w:r>
               <w:rPr>
                 <w:rStyle w:val="Hyperlink"/>
@@ -221,7 +226,7 @@
               <w14:ligatures w14:val="standardContextual"/>
             </w:rPr>
           </w:pPr>
-          <w:hyperlink w:anchor="_Toc223511791" w:history="1">
+          <w:hyperlink w:history="1" w:anchor="_Toc223511791">
             <w:r>
               <w:rPr>
                 <w:rStyle w:val="Hyperlink"/>
@@ -315,7 +320,7 @@
               <w14:ligatures w14:val="standardContextual"/>
             </w:rPr>
           </w:pPr>
-          <w:hyperlink w:anchor="_Toc223511792" w:history="1">
+          <w:hyperlink w:history="1" w:anchor="_Toc223511792">
             <w:r>
               <w:rPr>
                 <w:rStyle w:val="Hyperlink"/>
@@ -409,7 +414,7 @@
               <w14:ligatures w14:val="standardContextual"/>
             </w:rPr>
           </w:pPr>
-          <w:hyperlink w:anchor="_Toc223511793" w:history="1">
+          <w:hyperlink w:history="1" w:anchor="_Toc223511793">
             <w:r>
               <w:rPr>
                 <w:rStyle w:val="Hyperlink"/>
@@ -503,7 +508,7 @@
               <w14:ligatures w14:val="standardContextual"/>
             </w:rPr>
           </w:pPr>
-          <w:hyperlink w:anchor="_Toc223511794" w:history="1">
+          <w:hyperlink w:history="1" w:anchor="_Toc223511794">
             <w:r>
               <w:rPr>
                 <w:rStyle w:val="Hyperlink"/>
@@ -597,7 +602,7 @@
               <w14:ligatures w14:val="standardContextual"/>
             </w:rPr>
           </w:pPr>
-          <w:hyperlink w:anchor="_Toc223511795" w:history="1">
+          <w:hyperlink w:history="1" w:anchor="_Toc223511795">
             <w:r>
               <w:rPr>
                 <w:rStyle w:val="Hyperlink"/>
@@ -691,7 +696,7 @@
               <w14:ligatures w14:val="standardContextual"/>
             </w:rPr>
           </w:pPr>
-          <w:hyperlink w:anchor="_Toc223511796" w:history="1">
+          <w:hyperlink w:history="1" w:anchor="_Toc223511796">
             <w:r>
               <w:rPr>
                 <w:rStyle w:val="Hyperlink"/>
@@ -785,7 +790,7 @@
               <w14:ligatures w14:val="standardContextual"/>
             </w:rPr>
           </w:pPr>
-          <w:hyperlink w:anchor="_Toc223511797" w:history="1">
+          <w:hyperlink w:history="1" w:anchor="_Toc223511797">
             <w:r>
               <w:rPr>
                 <w:rStyle w:val="Hyperlink"/>
@@ -881,7 +886,7 @@
               <w14:ligatures w14:val="standardContextual"/>
             </w:rPr>
           </w:pPr>
-          <w:hyperlink w:anchor="_Toc223511798" w:history="1">
+          <w:hyperlink w:history="1" w:anchor="_Toc223511798">
             <w:r>
               <w:rPr>
                 <w:rStyle w:val="Hyperlink"/>
@@ -975,7 +980,7 @@
               <w14:ligatures w14:val="standardContextual"/>
             </w:rPr>
           </w:pPr>
-          <w:hyperlink w:anchor="_Toc223511799" w:history="1">
+          <w:hyperlink w:history="1" w:anchor="_Toc223511799">
             <w:r>
               <w:rPr>
                 <w:rStyle w:val="Hyperlink"/>
@@ -1069,7 +1074,7 @@
               <w14:ligatures w14:val="standardContextual"/>
             </w:rPr>
           </w:pPr>
-          <w:hyperlink w:anchor="_Toc223511800" w:history="1">
+          <w:hyperlink w:history="1" w:anchor="_Toc223511800">
             <w:r>
               <w:rPr>
                 <w:rStyle w:val="Hyperlink"/>
@@ -1163,7 +1168,7 @@
               <w14:ligatures w14:val="standardContextual"/>
             </w:rPr>
           </w:pPr>
-          <w:hyperlink w:anchor="_Toc223511801" w:history="1">
+          <w:hyperlink w:history="1" w:anchor="_Toc223511801">
             <w:r>
               <w:rPr>
                 <w:rStyle w:val="Hyperlink"/>
@@ -1264,10 +1269,9 @@
       <w:pPr>
         <w:pStyle w:val="berschrift1"/>
       </w:pPr>
-      <w:bookmarkStart w:id="0" w:name="_Toc223511790"/>
+      <w:bookmarkStart w:name="_Toc223511790" w:id="0"/>
       <w:proofErr w:type="spellStart"/>
       <w:r>
-        <w:lastRenderedPageBreak/>
         <w:t>Intended</w:t>
       </w:r>
       <w:proofErr w:type="spellEnd"/>
@@ -1299,7 +1303,7 @@
       <w:pPr>
         <w:pStyle w:val="berschrift1"/>
       </w:pPr>
-      <w:bookmarkStart w:id="1" w:name="_Toc223511791"/>
+      <w:bookmarkStart w:name="_Toc223511791" w:id="1"/>
       <w:proofErr w:type="spellStart"/>
       <w:r>
         <w:t>Indi</w:t>
@@ -1330,7 +1334,7 @@
       <w:pPr>
         <w:pStyle w:val="berschrift1"/>
       </w:pPr>
-      <w:bookmarkStart w:id="2" w:name="_Toc223511792"/>
+      <w:bookmarkStart w:name="_Toc223511792" w:id="2"/>
       <w:proofErr w:type="spellStart"/>
       <w:r>
         <w:t>Intended</w:t>
@@ -1363,7 +1367,7 @@
       <w:pPr>
         <w:pStyle w:val="berschrift1"/>
       </w:pPr>
-      <w:bookmarkStart w:id="3" w:name="_Toc223511793"/>
+      <w:bookmarkStart w:name="_Toc223511793" w:id="3"/>
       <w:proofErr w:type="spellStart"/>
       <w:r>
         <w:t>C</w:t>
@@ -1400,14 +1404,13 @@
         <w:rPr>
           <w:lang w:val="en-US"/>
         </w:rPr>
-        <w:t xml:space="preserve"/>
       </w:r>
     </w:p>
     <w:p>
       <w:pPr>
         <w:pStyle w:val="berschrift1"/>
       </w:pPr>
-      <w:bookmarkStart w:id="4" w:name="_Toc223511794"/>
+      <w:bookmarkStart w:name="_Toc223511794" w:id="4"/>
       <w:r>
         <w:t xml:space="preserve">Side </w:t>
       </w:r>
@@ -1443,7 +1446,7 @@
       <w:pPr>
         <w:pStyle w:val="berschrift1"/>
       </w:pPr>
-      <w:bookmarkStart w:id="5" w:name="_Toc223511795"/>
+      <w:bookmarkStart w:name="_Toc223511795" w:id="5"/>
       <w:proofErr w:type="spellStart"/>
       <w:r>
         <w:t>Warnings</w:t>
@@ -1466,7 +1469,7 @@
         <w:rPr>
           <w:lang w:val="en-US"/>
         </w:rPr>
-        <w:t>This software is for research and usability testing only and is not certified for clinical diagnostic or therapeutic use.</w:t>
+        <w:t>This software is for research and usability testing only and is not certified for clinical diagnostic or therapeutic use. Large volumes may exceed WebGL2 texture limits or available GPU memory and can fail to load or render.</w:t>
       </w:r>
     </w:p>
     <w:p>
@@ -1479,20 +1482,26 @@
     <w:p>
       <w:pPr>
         <w:pStyle w:val="berschrift1"/>
-      </w:pPr>
-      <w:bookmarkStart w:id="6" w:name="_Toc223511796"/>
-      <w:r>
+        <w:rPr/>
+      </w:pPr>
+      <w:bookmarkStart w:name="_Toc223511796" w:id="6"/>
+      <w:r>
+        <w:rPr/>
         <w:t>System</w:t>
       </w:r>
       <w:r>
+        <w:rPr/>
         <w:t xml:space="preserve"> </w:t>
       </w:r>
-      <w:proofErr w:type="spellStart"/>
-      <w:r>
-        <w:t>requirements</w:t>
+      <w:r>
+        <w:rPr/>
+        <w:t>r</w:t>
+      </w:r>
+      <w:r>
+        <w:rPr/>
+        <w:t>equirements</w:t>
       </w:r>
       <w:bookmarkEnd w:id="6"/>
-      <w:proofErr w:type="spellEnd"/>
     </w:p>
     <w:p>
       <w:pPr>
@@ -1505,19 +1514,185 @@
           <w:color w:val="4472C4" w:themeColor="accent1"/>
           <w:lang w:val="en-US"/>
         </w:rPr>
-        <w:t>MIP-Viewer requires a desktop or laptop computer with a WebGL2-capable GPU, a modern browser with WebGL2 support and JavaScript enabled, and access to NIFTI volume files. Mobile devices are not supported. For local development, Node.js and npm are required.</w:t>
-      </w:r>
-      <w:r>
-        <w:rPr>
-          <w:lang w:val="en-US"/>
-        </w:rPr>
-        <w:t xml:space="preserve"/>
-      </w:r>
-      <w:r>
-        <w:rPr>
-          <w:lang w:val="en-US"/>
-        </w:rPr>
-        <w:t/>
+        <w:t xml:space="preserve">MIP-Viewer </w:t>
+      </w:r>
+      <w:r>
+        <w:rPr>
+          <w:color w:val="4472C4" w:themeColor="accent1"/>
+          <w:lang w:val="en-US"/>
+        </w:rPr>
+        <w:t>requires</w:t>
+      </w:r>
+      <w:r>
+        <w:rPr>
+          <w:color w:val="4472C4" w:themeColor="accent1"/>
+          <w:lang w:val="en-US"/>
+        </w:rPr>
+        <w:t xml:space="preserve"> a desktop or laptop computer with a WebGL2-capable GPU, a modern browser with WebGL2 support and JavaScript enabled, and access to NIFTI (.</w:t>
+      </w:r>
+      <w:r>
+        <w:rPr>
+          <w:color w:val="4472C4" w:themeColor="accent1"/>
+          <w:lang w:val="en-US"/>
+        </w:rPr>
+        <w:t>nii</w:t>
+      </w:r>
+      <w:r>
+        <w:rPr>
+          <w:color w:val="4472C4" w:themeColor="accent1"/>
+          <w:lang w:val="en-US"/>
+        </w:rPr>
+        <w:t>/.nii.gz</w:t>
+      </w:r>
+      <w:r>
+        <w:rPr>
+          <w:color w:val="4472C4" w:themeColor="accent1"/>
+          <w:lang w:val="en-US"/>
+        </w:rPr>
+        <w:t>) files. Volume dimensions must satisfy WebGL2 texture limits. Practical limits are memory-</w:t>
+      </w:r>
+      <w:r>
+        <w:rPr>
+          <w:color w:val="4472C4" w:themeColor="accent1"/>
+          <w:lang w:val="en-US"/>
+        </w:rPr>
+        <w:t>bound:</w:t>
+      </w:r>
+      <w:r>
+        <w:rPr>
+          <w:color w:val="4472C4" w:themeColor="accent1"/>
+          <w:lang w:val="en-US"/>
+        </w:rPr>
+        <w:t xml:space="preserve"> </w:t>
+      </w:r>
+      <w:r>
+        <w:rPr>
+          <w:color w:val="4472C4" w:themeColor="accent1"/>
+          <w:lang w:val="en-US"/>
+        </w:rPr>
+        <w:t>u</w:t>
+      </w:r>
+      <w:r>
+        <w:rPr>
+          <w:color w:val="4472C4" w:themeColor="accent1"/>
+          <w:lang w:val="en-US"/>
+        </w:rPr>
+        <w:t>sing a</w:t>
+      </w:r>
+      <w:r>
+        <w:rPr>
+          <w:color w:val="4472C4" w:themeColor="accent1"/>
+          <w:lang w:val="en-US"/>
+        </w:rPr>
+        <w:t xml:space="preserve">n 8GB </w:t>
+      </w:r>
+      <w:r>
+        <w:rPr>
+          <w:color w:val="4472C4" w:themeColor="accent1"/>
+          <w:lang w:val="en-US"/>
+        </w:rPr>
+        <w:t>VRAM</w:t>
+      </w:r>
+      <w:r>
+        <w:rPr>
+          <w:color w:val="4472C4" w:themeColor="accent1"/>
+          <w:lang w:val="en-US"/>
+        </w:rPr>
+        <w:t>-GPU, we get</w:t>
+      </w:r>
+      <w:r>
+        <w:rPr>
+          <w:color w:val="4472C4" w:themeColor="accent1"/>
+          <w:lang w:val="en-US"/>
+        </w:rPr>
+        <w:t xml:space="preserve"> </w:t>
+      </w:r>
+      <w:r>
+        <w:rPr>
+          <w:color w:val="4472C4" w:themeColor="accent1"/>
+          <w:lang w:val="en-US"/>
+        </w:rPr>
+        <w:t>approximately</w:t>
+      </w:r>
+      <w:r>
+        <w:rPr>
+          <w:color w:val="4472C4" w:themeColor="accent1"/>
+          <w:lang w:val="en-US"/>
+        </w:rPr>
+        <w:t xml:space="preserve"> </w:t>
+      </w:r>
+      <w:r>
+        <w:rPr>
+          <w:color w:val="4472C4" w:themeColor="accent1"/>
+          <w:lang w:val="en-US"/>
+        </w:rPr>
+        <w:t xml:space="preserve">dimension </w:t>
+      </w:r>
+      <w:r>
+        <w:rPr>
+          <w:color w:val="4472C4" w:themeColor="accent1"/>
+          <w:lang w:val="en-US"/>
+        </w:rPr>
+        <w:t>limits of 5</w:t>
+      </w:r>
+      <w:r>
+        <w:rPr>
+          <w:color w:val="4472C4" w:themeColor="accent1"/>
+          <w:lang w:val="en-US"/>
+        </w:rPr>
+        <w:t>12</w:t>
+      </w:r>
+      <w:r>
+        <w:rPr>
+          <w:color w:val="4472C4" w:themeColor="accent1"/>
+          <w:lang w:val="en-US"/>
+        </w:rPr>
+        <w:t>^3 voxel</w:t>
+      </w:r>
+      <w:r>
+        <w:rPr>
+          <w:color w:val="4472C4" w:themeColor="accent1"/>
+          <w:lang w:val="en-US"/>
+        </w:rPr>
+        <w:t xml:space="preserve">s. Mobile devices are not supported. For local development, Node.js and </w:t>
+      </w:r>
+      <w:r>
+        <w:rPr>
+          <w:color w:val="4472C4" w:themeColor="accent1"/>
+          <w:lang w:val="en-US"/>
+        </w:rPr>
+        <w:t>npm</w:t>
+      </w:r>
+      <w:r>
+        <w:rPr>
+          <w:color w:val="4472C4" w:themeColor="accent1"/>
+          <w:lang w:val="en-US"/>
+        </w:rPr>
+        <w:t xml:space="preserve"> are </w:t>
+      </w:r>
+      <w:r>
+        <w:rPr>
+          <w:color w:val="4472C4" w:themeColor="accent1"/>
+          <w:lang w:val="en-US"/>
+        </w:rPr>
+        <w:t>required</w:t>
+      </w:r>
+      <w:r>
+        <w:rPr>
+          <w:color w:val="4472C4" w:themeColor="accent1"/>
+          <w:lang w:val="en-US"/>
+        </w:rPr>
+        <w:t>.</w:t>
+      </w:r>
+      <w:r>
+        <w:rPr>
+          <w:lang w:val="en-US"/>
+        </w:rPr>
+      </w:r>
+      <w:r>
+        <w:rPr>
+          <w:lang w:val="en-US"/>
+        </w:rPr>
       </w:r>
     </w:p>
     <w:p>
@@ -1540,12 +1715,11 @@
           <w:lang w:val="en-US"/>
         </w:rPr>
       </w:pPr>
-      <w:bookmarkStart w:id="7" w:name="_Toc223511797"/>
-      <w:r>
-        <w:rPr>
-          <w:lang w:val="en-US"/>
-        </w:rPr>
-        <w:lastRenderedPageBreak/>
+      <w:bookmarkStart w:name="_Toc223511797" w:id="7"/>
+      <w:r>
+        <w:rPr>
+          <w:lang w:val="en-US"/>
+        </w:rPr>
         <w:t>Information on the use of the application</w:t>
       </w:r>
       <w:bookmarkEnd w:id="7"/>
@@ -1560,110 +1734,84 @@
         <w:rPr>
           <w:lang w:val="en-US"/>
         </w:rPr>
-        <w:t>Typical workflow: start the application, load a NIFTI (.nii.gz) volume, allow preprocessing to generate normalized volume and distance-map textures, then interact with camera controls and GUI options (marching method, skipping method, colormap, and debug views) to inspect MIP rendering results.</w:t>
+        <w:t>Typical workflow: start the application, load a NIFTI (.nii.gz) volume, allow preprocessing to generate normalized volume and distance-map textures, then interact with camera controls and GUI options (marching method, skipping method, colormap, and debug views) to inspect MIP rendering results. If a dataset approaches hardware limits, enable downscaling to reduce dimensions before rendering.</w:t>
       </w:r>
     </w:p>
     <w:p>
       <w:pPr>
         <w:pStyle w:val="berschrift1"/>
-      </w:pPr>
-      <w:bookmarkStart w:id="8" w:name="_Toc223511798"/>
-      <w:r>
+        <w:rPr/>
+      </w:pPr>
+      <w:bookmarkStart w:name="_Toc223511798" w:id="8"/>
+      <w:r>
+        <w:rPr/>
         <w:t>Software</w:t>
       </w:r>
       <w:r>
+        <w:rPr/>
         <w:t xml:space="preserve"> </w:t>
       </w:r>
-      <w:proofErr w:type="spellStart"/>
-      <w:r>
+      <w:r>
+        <w:rPr/>
         <w:t>v</w:t>
       </w:r>
       <w:r>
+        <w:rPr/>
         <w:t>ersion</w:t>
       </w:r>
       <w:bookmarkEnd w:id="8"/>
-      <w:proofErr w:type="spellEnd"/>
     </w:p>
     <w:p>
       <w:pPr>
-        <w:rPr>
-          <w:lang w:val="en-US"/>
-        </w:rPr>
-      </w:pPr>
-      <w:r>
-        <w:rPr>
-          <w:lang w:val="en-US"/>
-        </w:rPr>
-        <w:t>MIP-Viewer software version: package.json version 0.0.0, git commit 9f9eeb9.</w:t>
-      </w:r>
-      <w:r>
-        <w:rPr>
-          <w:lang w:val="en-US"/>
-        </w:rPr>
-        <w:t/>
-      </w:r>
+        <w:pStyle w:val="berschrift1"/>
+        <w:rPr/>
+      </w:pPr>
+      <w:bookmarkStart w:name="_Toc223511799" w:id="9"/>
+      <w:r>
+        <w:rPr/>
+        <w:t xml:space="preserve">Contact </w:t>
+      </w:r>
+      <w:r>
+        <w:rPr/>
+        <w:t>d</w:t>
+      </w:r>
+      <w:r>
+        <w:rPr/>
+        <w:t>etails</w:t>
+      </w:r>
+      <w:bookmarkEnd w:id="9"/>
     </w:p>
     <w:p>
       <w:pPr>
-        <w:pStyle w:val="berschrift1"/>
-      </w:pPr>
-      <w:bookmarkStart w:id="9" w:name="_Toc223511799"/>
-      <w:r>
-        <w:t xml:space="preserve">Contact </w:t>
-      </w:r>
-      <w:proofErr w:type="spellStart"/>
-      <w:r>
-        <w:t>details</w:t>
-      </w:r>
-      <w:bookmarkEnd w:id="9"/>
-      <w:proofErr w:type="spellEnd"/>
+        <w:rPr>
+          <w:lang w:val="en-US"/>
+        </w:rPr>
+      </w:pPr>
+      <w:r>
+        <w:rPr>
+          <w:lang w:val="en-US"/>
+        </w:rPr>
+        <w:t>For questions about this software project, please contact:</w:t>
+      </w:r>
     </w:p>
     <w:p>
       <w:pPr>
         <w:rPr>
-          <w:lang w:val="en-US"/>
-        </w:rPr>
-      </w:pPr>
-      <w:r>
-        <w:rPr>
-          <w:lang w:val="en-US"/>
-        </w:rPr>
-        <w:t>For questions about this software project, please contact:</w:t>
+          <w:color w:val="4472C4" w:themeColor="accent1"/>
+          <w:lang w:val="en-US"/>
+        </w:rPr>
+      </w:pPr>
+      <w:r>
+        <w:rPr>
+          <w:color w:val="4472C4" w:themeColor="accent1" w:themeTint="FF" w:themeShade="FF"/>
+          <w:lang w:val="en-US"/>
+        </w:rPr>
+        <w:t>MIP-Viewer Project Team (XaralampidisBasilis)</w:t>
       </w:r>
     </w:p>
     <w:p>
       <w:pPr>
         <w:rPr>
-          <w:color w:val="4472C4" w:themeColor="accent1"/>
-          <w:lang w:val="en-US"/>
-        </w:rPr>
-      </w:pPr>
-      <w:r>
-        <w:rPr>
-          <w:color w:val="4472C4" w:themeColor="accent1"/>
-          <w:lang w:val="en-US"/>
-        </w:rPr>
-        <w:t>MIP-Viewer Project Team (XaralampidisBasilis)</w:t>
-      </w:r>
-    </w:p>
-    <w:p>
-      <w:pPr>
-        <w:rPr>
-          <w:color w:val="4472C4" w:themeColor="accent1"/>
-          <w:lang w:val="en-US"/>
-        </w:rPr>
-      </w:pPr>
-      <w:r>
-        <w:rPr>
-          <w:color w:val="4472C4" w:themeColor="accent1"/>
-          <w:lang w:val="en-US"/>
-        </w:rPr>
-        <w:t>Remote repository project; no physical support address specified.</w:t>
-      </w:r>
-    </w:p>
-    <w:p>
-      <w:pPr>
-        <w:rPr>
           <w:lang w:val="en-US"/>
         </w:rPr>
       </w:pPr>
@@ -1685,20 +1833,18 @@
         </w:rPr>
         <w:tab/>
       </w:r>
-      <w:hyperlink r:id="rId9" w:history="1">
+      <w:hyperlink w:history="1" r:id="rId9">
         <w:r>
           <w:rPr>
             <w:rStyle w:val="Hyperlink"/>
             <w:lang w:val="en-US"/>
           </w:rPr>
-          <w:t/>
         </w:r>
         <w:r>
           <w:rPr>
             <w:rStyle w:val="Hyperlink"/>
             <w:lang w:val="en-US"/>
           </w:rPr>
-          <w:t/>
         </w:r>
       </w:hyperlink>
     </w:p>
@@ -1726,15 +1872,11 @@
         </w:rPr>
         <w:tab/>
       </w:r>
-      <w:hyperlink r:id="rId10" w:history="1">
-        <w:r>
-          <w:rPr>
-            <w:rStyle w:val="Hyperlink"/>
-            <w:lang w:val="en-US"/>
-          </w:rPr>
-          <w:t/>
-        </w:r>
-      </w:hyperlink>
+      <w:r>
+        <w:rPr>
+          <w:lang w:val="en-US"/>
+        </w:rPr>
+      </w:r>
     </w:p>
     <w:p>
       <w:pPr>
@@ -1753,7 +1895,6 @@
         <w:rPr>
           <w:lang w:val="en-US"/>
         </w:rPr>
-        <w:t/>
       </w:r>
       <w:r>
         <w:rPr>
@@ -1782,12 +1923,11 @@
           <w:lang w:val="en-US"/>
         </w:rPr>
       </w:pPr>
-      <w:bookmarkStart w:id="10" w:name="_Toc223511801"/>
-      <w:r>
-        <w:rPr>
-          <w:lang w:val="en-US"/>
-        </w:rPr>
-        <w:lastRenderedPageBreak/>
+      <w:bookmarkStart w:name="_Toc223511801" w:id="10"/>
+      <w:r>
+        <w:rPr>
+          <w:lang w:val="en-US"/>
+        </w:rPr>
         <w:t>Date of revision of the text</w:t>
       </w:r>
       <w:bookmarkEnd w:id="10"/>
@@ -1798,7 +1938,7 @@
       </w:r>
     </w:p>
     <w:sectPr>
-      <w:pgSz w:w="11906" w:h="16838"/>
+      <w:pgSz w:w="11906" w:h="16838" w:orient="portrait"/>
       <w:pgMar w:top="1417" w:right="1417" w:bottom="1134" w:left="1417" w:header="708" w:footer="708" w:gutter="0"/>
       <w:cols w:space="708"/>
       <w:docGrid w:linePitch="360"/>
@@ -1822,7 +1962,7 @@
         <w:ind w:left="720" w:hanging="360"/>
       </w:pPr>
       <w:rPr>
-        <w:rFonts w:ascii="Symbol" w:hAnsi="Symbol" w:hint="default"/>
+        <w:rFonts w:hint="default" w:ascii="Symbol" w:hAnsi="Symbol"/>
       </w:rPr>
     </w:lvl>
     <w:lvl w:ilvl="1" w:tplc="A66863CA">
@@ -1834,7 +1974,7 @@
         <w:ind w:left="1440" w:hanging="360"/>
       </w:pPr>
       <w:rPr>
-        <w:rFonts w:ascii="Courier New" w:hAnsi="Courier New" w:hint="default"/>
+        <w:rFonts w:hint="default" w:ascii="Courier New" w:hAnsi="Courier New"/>
       </w:rPr>
     </w:lvl>
     <w:lvl w:ilvl="2" w:tplc="DBE68598">
@@ -1846,7 +1986,7 @@
         <w:ind w:left="2160" w:hanging="360"/>
       </w:pPr>
       <w:rPr>
-        <w:rFonts w:ascii="Wingdings" w:hAnsi="Wingdings" w:hint="default"/>
+        <w:rFonts w:hint="default" w:ascii="Wingdings" w:hAnsi="Wingdings"/>
       </w:rPr>
     </w:lvl>
     <w:lvl w:ilvl="3" w:tplc="90DA5F3E">
@@ -1858,7 +1998,7 @@
         <w:ind w:left="2880" w:hanging="360"/>
       </w:pPr>
       <w:rPr>
-        <w:rFonts w:ascii="Symbol" w:hAnsi="Symbol" w:hint="default"/>
+        <w:rFonts w:hint="default" w:ascii="Symbol" w:hAnsi="Symbol"/>
       </w:rPr>
     </w:lvl>
     <w:lvl w:ilvl="4" w:tplc="2A3A3F7E">
@@ -1870,7 +2010,7 @@
         <w:ind w:left="3600" w:hanging="360"/>
       </w:pPr>
       <w:rPr>
-        <w:rFonts w:ascii="Courier New" w:hAnsi="Courier New" w:hint="default"/>
+        <w:rFonts w:hint="default" w:ascii="Courier New" w:hAnsi="Courier New"/>
       </w:rPr>
     </w:lvl>
     <w:lvl w:ilvl="5" w:tplc="584CEF1E">
@@ -1882,7 +2022,7 @@
         <w:ind w:left="4320" w:hanging="360"/>
       </w:pPr>
       <w:rPr>
-        <w:rFonts w:ascii="Wingdings" w:hAnsi="Wingdings" w:hint="default"/>
+        <w:rFonts w:hint="default" w:ascii="Wingdings" w:hAnsi="Wingdings"/>
       </w:rPr>
     </w:lvl>
     <w:lvl w:ilvl="6" w:tplc="D9484160">
@@ -1894,7 +2034,7 @@
         <w:ind w:left="5040" w:hanging="360"/>
       </w:pPr>
       <w:rPr>
-        <w:rFonts w:ascii="Symbol" w:hAnsi="Symbol" w:hint="default"/>
+        <w:rFonts w:hint="default" w:ascii="Symbol" w:hAnsi="Symbol"/>
       </w:rPr>
     </w:lvl>
     <w:lvl w:ilvl="7" w:tplc="69D0B85C">
@@ -1906,7 +2046,7 @@
         <w:ind w:left="5760" w:hanging="360"/>
       </w:pPr>
       <w:rPr>
-        <w:rFonts w:ascii="Courier New" w:hAnsi="Courier New" w:hint="default"/>
+        <w:rFonts w:hint="default" w:ascii="Courier New" w:hAnsi="Courier New"/>
       </w:rPr>
     </w:lvl>
     <w:lvl w:ilvl="8" w:tplc="38A45AFA">
@@ -1918,7 +2058,7 @@
         <w:ind w:left="6480" w:hanging="360"/>
       </w:pPr>
       <w:rPr>
-        <w:rFonts w:ascii="Wingdings" w:hAnsi="Wingdings" w:hint="default"/>
+        <w:rFonts w:hint="default" w:ascii="Wingdings" w:hAnsi="Wingdings"/>
       </w:rPr>
     </w:lvl>
   </w:abstractNum>
@@ -1935,7 +2075,7 @@
         <w:ind w:left="720" w:hanging="360"/>
       </w:pPr>
       <w:rPr>
-        <w:rFonts w:ascii="Symbol" w:hAnsi="Symbol" w:hint="default"/>
+        <w:rFonts w:hint="default" w:ascii="Symbol" w:hAnsi="Symbol"/>
       </w:rPr>
     </w:lvl>
     <w:lvl w:ilvl="1" w:tplc="04070003" w:tentative="1">
@@ -1947,7 +2087,7 @@
         <w:ind w:left="1440" w:hanging="360"/>
       </w:pPr>
       <w:rPr>
-        <w:rFonts w:ascii="Courier New" w:hAnsi="Courier New" w:cs="Courier New" w:hint="default"/>
+        <w:rFonts w:hint="default" w:ascii="Courier New" w:hAnsi="Courier New" w:cs="Courier New"/>
       </w:rPr>
     </w:lvl>
     <w:lvl w:ilvl="2" w:tplc="04070005" w:tentative="1">
@@ -1959,7 +2099,7 @@
         <w:ind w:left="2160" w:hanging="360"/>
       </w:pPr>
       <w:rPr>
-        <w:rFonts w:ascii="Wingdings" w:hAnsi="Wingdings" w:hint="default"/>
+        <w:rFonts w:hint="default" w:ascii="Wingdings" w:hAnsi="Wingdings"/>
       </w:rPr>
     </w:lvl>
     <w:lvl w:ilvl="3" w:tplc="04070001" w:tentative="1">
@@ -1971,7 +2111,7 @@
         <w:ind w:left="2880" w:hanging="360"/>
       </w:pPr>
       <w:rPr>
-        <w:rFonts w:ascii="Symbol" w:hAnsi="Symbol" w:hint="default"/>
+        <w:rFonts w:hint="default" w:ascii="Symbol" w:hAnsi="Symbol"/>
       </w:rPr>
     </w:lvl>
     <w:lvl w:ilvl="4" w:tplc="04070003" w:tentative="1">
@@ -1983,7 +2123,7 @@
         <w:ind w:left="3600" w:hanging="360"/>
       </w:pPr>
       <w:rPr>
-        <w:rFonts w:ascii="Courier New" w:hAnsi="Courier New" w:cs="Courier New" w:hint="default"/>
+        <w:rFonts w:hint="default" w:ascii="Courier New" w:hAnsi="Courier New" w:cs="Courier New"/>
       </w:rPr>
     </w:lvl>
     <w:lvl w:ilvl="5" w:tplc="04070005" w:tentative="1">
@@ -1995,7 +2135,7 @@
         <w:ind w:left="4320" w:hanging="360"/>
       </w:pPr>
       <w:rPr>
-        <w:rFonts w:ascii="Wingdings" w:hAnsi="Wingdings" w:hint="default"/>
+        <w:rFonts w:hint="default" w:ascii="Wingdings" w:hAnsi="Wingdings"/>
       </w:rPr>
     </w:lvl>
     <w:lvl w:ilvl="6" w:tplc="04070001" w:tentative="1">
@@ -2007,7 +2147,7 @@
         <w:ind w:left="5040" w:hanging="360"/>
       </w:pPr>
       <w:rPr>
-        <w:rFonts w:ascii="Symbol" w:hAnsi="Symbol" w:hint="default"/>
+        <w:rFonts w:hint="default" w:ascii="Symbol" w:hAnsi="Symbol"/>
       </w:rPr>
     </w:lvl>
     <w:lvl w:ilvl="7" w:tplc="04070003" w:tentative="1">
@@ -2019,7 +2159,7 @@
         <w:ind w:left="5760" w:hanging="360"/>
       </w:pPr>
       <w:rPr>
-        <w:rFonts w:ascii="Courier New" w:hAnsi="Courier New" w:cs="Courier New" w:hint="default"/>
+        <w:rFonts w:hint="default" w:ascii="Courier New" w:hAnsi="Courier New" w:cs="Courier New"/>
       </w:rPr>
     </w:lvl>
     <w:lvl w:ilvl="8" w:tplc="04070005" w:tentative="1">
@@ -2031,7 +2171,7 @@
         <w:ind w:left="6480" w:hanging="360"/>
       </w:pPr>
       <w:rPr>
-        <w:rFonts w:ascii="Wingdings" w:hAnsi="Wingdings" w:hint="default"/>
+        <w:rFonts w:hint="default" w:ascii="Wingdings" w:hAnsi="Wingdings"/>
       </w:rPr>
     </w:lvl>
   </w:abstractNum>
@@ -2048,7 +2188,7 @@
         <w:ind w:left="720" w:hanging="360"/>
       </w:pPr>
       <w:rPr>
-        <w:rFonts w:ascii="Symbol" w:hAnsi="Symbol" w:hint="default"/>
+        <w:rFonts w:hint="default" w:ascii="Symbol" w:hAnsi="Symbol"/>
       </w:rPr>
     </w:lvl>
     <w:lvl w:ilvl="1" w:tplc="87B47820">
@@ -2060,7 +2200,7 @@
         <w:ind w:left="1440" w:hanging="360"/>
       </w:pPr>
       <w:rPr>
-        <w:rFonts w:ascii="&quot;Calibri&quot;,sans-serif" w:hAnsi="&quot;Calibri&quot;,sans-serif" w:hint="default"/>
+        <w:rFonts w:hint="default" w:ascii="&quot;Calibri&quot;,sans-serif" w:hAnsi="&quot;Calibri&quot;,sans-serif"/>
       </w:rPr>
     </w:lvl>
     <w:lvl w:ilvl="2" w:tplc="E396A9F2">
@@ -2072,7 +2212,7 @@
         <w:ind w:left="2160" w:hanging="360"/>
       </w:pPr>
       <w:rPr>
-        <w:rFonts w:ascii="Wingdings" w:hAnsi="Wingdings" w:hint="default"/>
+        <w:rFonts w:hint="default" w:ascii="Wingdings" w:hAnsi="Wingdings"/>
       </w:rPr>
     </w:lvl>
     <w:lvl w:ilvl="3" w:tplc="482C3A64">
@@ -2084,7 +2224,7 @@
         <w:ind w:left="2880" w:hanging="360"/>
       </w:pPr>
       <w:rPr>
-        <w:rFonts w:ascii="Symbol" w:hAnsi="Symbol" w:hint="default"/>
+        <w:rFonts w:hint="default" w:ascii="Symbol" w:hAnsi="Symbol"/>
       </w:rPr>
     </w:lvl>
     <w:lvl w:ilvl="4" w:tplc="9EE652FE">
@@ -2096,7 +2236,7 @@
         <w:ind w:left="3600" w:hanging="360"/>
       </w:pPr>
       <w:rPr>
-        <w:rFonts w:ascii="Courier New" w:hAnsi="Courier New" w:hint="default"/>
+        <w:rFonts w:hint="default" w:ascii="Courier New" w:hAnsi="Courier New"/>
       </w:rPr>
     </w:lvl>
     <w:lvl w:ilvl="5" w:tplc="565C788C">
@@ -2108,7 +2248,7 @@
         <w:ind w:left="4320" w:hanging="360"/>
       </w:pPr>
       <w:rPr>
-        <w:rFonts w:ascii="Wingdings" w:hAnsi="Wingdings" w:hint="default"/>
+        <w:rFonts w:hint="default" w:ascii="Wingdings" w:hAnsi="Wingdings"/>
       </w:rPr>
     </w:lvl>
     <w:lvl w:ilvl="6" w:tplc="2E26C966">
@@ -2120,7 +2260,7 @@
         <w:ind w:left="5040" w:hanging="360"/>
       </w:pPr>
       <w:rPr>
-        <w:rFonts w:ascii="Symbol" w:hAnsi="Symbol" w:hint="default"/>
+        <w:rFonts w:hint="default" w:ascii="Symbol" w:hAnsi="Symbol"/>
       </w:rPr>
     </w:lvl>
     <w:lvl w:ilvl="7" w:tplc="C0FE79B4">
@@ -2132,7 +2272,7 @@
         <w:ind w:left="5760" w:hanging="360"/>
       </w:pPr>
       <w:rPr>
-        <w:rFonts w:ascii="Courier New" w:hAnsi="Courier New" w:hint="default"/>
+        <w:rFonts w:hint="default" w:ascii="Courier New" w:hAnsi="Courier New"/>
       </w:rPr>
     </w:lvl>
     <w:lvl w:ilvl="8" w:tplc="59A6B062">
@@ -2144,7 +2284,7 @@
         <w:ind w:left="6480" w:hanging="360"/>
       </w:pPr>
       <w:rPr>
-        <w:rFonts w:ascii="Wingdings" w:hAnsi="Wingdings" w:hint="default"/>
+        <w:rFonts w:hint="default" w:ascii="Wingdings" w:hAnsi="Wingdings"/>
       </w:rPr>
     </w:lvl>
   </w:abstractNum>
@@ -2161,7 +2301,7 @@
         <w:ind w:left="720" w:hanging="360"/>
       </w:pPr>
       <w:rPr>
-        <w:rFonts w:ascii="Symbol" w:hAnsi="Symbol" w:hint="default"/>
+        <w:rFonts w:hint="default" w:ascii="Symbol" w:hAnsi="Symbol"/>
       </w:rPr>
     </w:lvl>
     <w:lvl w:ilvl="1" w:tplc="04070003" w:tentative="1">
@@ -2173,7 +2313,7 @@
         <w:ind w:left="1440" w:hanging="360"/>
       </w:pPr>
       <w:rPr>
-        <w:rFonts w:ascii="Courier New" w:hAnsi="Courier New" w:cs="Courier New" w:hint="default"/>
+        <w:rFonts w:hint="default" w:ascii="Courier New" w:hAnsi="Courier New" w:cs="Courier New"/>
       </w:rPr>
     </w:lvl>
     <w:lvl w:ilvl="2" w:tplc="04070005" w:tentative="1">
@@ -2185,7 +2325,7 @@
         <w:ind w:left="2160" w:hanging="360"/>
       </w:pPr>
       <w:rPr>
-        <w:rFonts w:ascii="Wingdings" w:hAnsi="Wingdings" w:hint="default"/>
+        <w:rFonts w:hint="default" w:ascii="Wingdings" w:hAnsi="Wingdings"/>
       </w:rPr>
     </w:lvl>
     <w:lvl w:ilvl="3" w:tplc="04070001" w:tentative="1">
@@ -2197,7 +2337,7 @@
         <w:ind w:left="2880" w:hanging="360"/>
       </w:pPr>
       <w:rPr>
-        <w:rFonts w:ascii="Symbol" w:hAnsi="Symbol" w:hint="default"/>
+        <w:rFonts w:hint="default" w:ascii="Symbol" w:hAnsi="Symbol"/>
       </w:rPr>
     </w:lvl>
     <w:lvl w:ilvl="4" w:tplc="04070003" w:tentative="1">
@@ -2209,7 +2349,7 @@
         <w:ind w:left="3600" w:hanging="360"/>
       </w:pPr>
       <w:rPr>
-        <w:rFonts w:ascii="Courier New" w:hAnsi="Courier New" w:cs="Courier New" w:hint="default"/>
+        <w:rFonts w:hint="default" w:ascii="Courier New" w:hAnsi="Courier New" w:cs="Courier New"/>
       </w:rPr>
     </w:lvl>
     <w:lvl w:ilvl="5" w:tplc="04070005" w:tentative="1">
@@ -2221,7 +2361,7 @@
         <w:ind w:left="4320" w:hanging="360"/>
       </w:pPr>
       <w:rPr>
-        <w:rFonts w:ascii="Wingdings" w:hAnsi="Wingdings" w:hint="default"/>
+        <w:rFonts w:hint="default" w:ascii="Wingdings" w:hAnsi="Wingdings"/>
       </w:rPr>
     </w:lvl>
     <w:lvl w:ilvl="6" w:tplc="04070001" w:tentative="1">
@@ -2233,7 +2373,7 @@
         <w:ind w:left="5040" w:hanging="360"/>
       </w:pPr>
       <w:rPr>
-        <w:rFonts w:ascii="Symbol" w:hAnsi="Symbol" w:hint="default"/>
+        <w:rFonts w:hint="default" w:ascii="Symbol" w:hAnsi="Symbol"/>
       </w:rPr>
     </w:lvl>
     <w:lvl w:ilvl="7" w:tplc="04070003" w:tentative="1">
@@ -2245,7 +2385,7 @@
         <w:ind w:left="5760" w:hanging="360"/>
       </w:pPr>
       <w:rPr>
-        <w:rFonts w:ascii="Courier New" w:hAnsi="Courier New" w:cs="Courier New" w:hint="default"/>
+        <w:rFonts w:hint="default" w:ascii="Courier New" w:hAnsi="Courier New" w:cs="Courier New"/>
       </w:rPr>
     </w:lvl>
     <w:lvl w:ilvl="8" w:tplc="04070005" w:tentative="1">
@@ -2257,7 +2397,7 @@
         <w:ind w:left="6480" w:hanging="360"/>
       </w:pPr>
       <w:rPr>
-        <w:rFonts w:ascii="Wingdings" w:hAnsi="Wingdings" w:hint="default"/>
+        <w:rFonts w:hint="default" w:ascii="Wingdings" w:hAnsi="Wingdings"/>
       </w:rPr>
     </w:lvl>
   </w:abstractNum>
@@ -2265,15 +2405,18 @@
     <w:nsid w:val="33BC6DEC"/>
     <w:multiLevelType w:val="hybridMultilevel"/>
     <w:tmpl w:val="4A5E8D98"/>
-    <w:lvl w:ilvl="0" w:tplc="8D5C672A">
-      <w:start w:val="1"/>
-      <w:numFmt w:val="decimal"/>
+    <w:lvl w:ilvl="0">
+      <w:start w:val="1"/>
+      <w:numFmt w:val="bullet"/>
       <w:pStyle w:val="berschrift1"/>
-      <w:lvlText w:val="%1."/>
+      <w:lvlText w:val=""/>
       <w:lvlJc w:val="left"/>
       <w:pPr>
         <w:ind w:left="720" w:hanging="360"/>
       </w:pPr>
+      <w:rPr>
+        <w:rFonts w:hint="default" w:ascii="Symbol" w:hAnsi="Symbol"/>
+      </w:rPr>
     </w:lvl>
     <w:lvl w:ilvl="1" w:tplc="04070019" w:tentative="1">
       <w:start w:val="1"/>
@@ -2361,7 +2504,7 @@
         <w:ind w:left="1068" w:hanging="360"/>
       </w:pPr>
       <w:rPr>
-        <w:rFonts w:ascii="Symbol" w:hAnsi="Symbol" w:hint="default"/>
+        <w:rFonts w:hint="default" w:ascii="Symbol" w:hAnsi="Symbol"/>
       </w:rPr>
     </w:lvl>
     <w:lvl w:ilvl="1" w:tplc="04070003">
@@ -2373,7 +2516,7 @@
         <w:ind w:left="1788" w:hanging="360"/>
       </w:pPr>
       <w:rPr>
-        <w:rFonts w:ascii="Courier New" w:hAnsi="Courier New" w:cs="Courier New" w:hint="default"/>
+        <w:rFonts w:hint="default" w:ascii="Courier New" w:hAnsi="Courier New" w:cs="Courier New"/>
       </w:rPr>
     </w:lvl>
     <w:lvl w:ilvl="2" w:tplc="04070005">
@@ -2385,7 +2528,7 @@
         <w:ind w:left="2508" w:hanging="360"/>
       </w:pPr>
       <w:rPr>
-        <w:rFonts w:ascii="Wingdings" w:hAnsi="Wingdings" w:hint="default"/>
+        <w:rFonts w:hint="default" w:ascii="Wingdings" w:hAnsi="Wingdings"/>
       </w:rPr>
     </w:lvl>
     <w:lvl w:ilvl="3" w:tplc="04070001">
@@ -2397,7 +2540,7 @@
         <w:ind w:left="3228" w:hanging="360"/>
       </w:pPr>
       <w:rPr>
-        <w:rFonts w:ascii="Symbol" w:hAnsi="Symbol" w:hint="default"/>
+        <w:rFonts w:hint="default" w:ascii="Symbol" w:hAnsi="Symbol"/>
       </w:rPr>
     </w:lvl>
     <w:lvl w:ilvl="4" w:tplc="04070003">
@@ -2409,7 +2552,7 @@
         <w:ind w:left="3948" w:hanging="360"/>
       </w:pPr>
       <w:rPr>
-        <w:rFonts w:ascii="Courier New" w:hAnsi="Courier New" w:cs="Courier New" w:hint="default"/>
+        <w:rFonts w:hint="default" w:ascii="Courier New" w:hAnsi="Courier New" w:cs="Courier New"/>
       </w:rPr>
     </w:lvl>
     <w:lvl w:ilvl="5" w:tplc="04070005">
@@ -2421,7 +2564,7 @@
         <w:ind w:left="4668" w:hanging="360"/>
       </w:pPr>
       <w:rPr>
-        <w:rFonts w:ascii="Wingdings" w:hAnsi="Wingdings" w:hint="default"/>
+        <w:rFonts w:hint="default" w:ascii="Wingdings" w:hAnsi="Wingdings"/>
       </w:rPr>
     </w:lvl>
     <w:lvl w:ilvl="6" w:tplc="04070001">
@@ -2433,7 +2576,7 @@
         <w:ind w:left="5388" w:hanging="360"/>
       </w:pPr>
       <w:rPr>
-        <w:rFonts w:ascii="Symbol" w:hAnsi="Symbol" w:hint="default"/>
+        <w:rFonts w:hint="default" w:ascii="Symbol" w:hAnsi="Symbol"/>
       </w:rPr>
     </w:lvl>
     <w:lvl w:ilvl="7" w:tplc="04070003">
@@ -2445,7 +2588,7 @@
         <w:ind w:left="6108" w:hanging="360"/>
       </w:pPr>
       <w:rPr>
-        <w:rFonts w:ascii="Courier New" w:hAnsi="Courier New" w:cs="Courier New" w:hint="default"/>
+        <w:rFonts w:hint="default" w:ascii="Courier New" w:hAnsi="Courier New" w:cs="Courier New"/>
       </w:rPr>
     </w:lvl>
     <w:lvl w:ilvl="8" w:tplc="04070005">
@@ -2457,7 +2600,7 @@
         <w:ind w:left="6828" w:hanging="360"/>
       </w:pPr>
       <w:rPr>
-        <w:rFonts w:ascii="Wingdings" w:hAnsi="Wingdings" w:hint="default"/>
+        <w:rFonts w:hint="default" w:ascii="Wingdings" w:hAnsi="Wingdings"/>
       </w:rPr>
     </w:lvl>
   </w:abstractNum>
@@ -2474,7 +2617,7 @@
         <w:ind w:left="720" w:hanging="360"/>
       </w:pPr>
       <w:rPr>
-        <w:rFonts w:ascii="Symbol" w:hAnsi="Symbol" w:hint="default"/>
+        <w:rFonts w:hint="default" w:ascii="Symbol" w:hAnsi="Symbol"/>
       </w:rPr>
     </w:lvl>
     <w:lvl w:ilvl="1" w:tplc="FFFFFFFF" w:tentative="1">
@@ -2563,7 +2706,7 @@
         <w:ind w:left="720" w:hanging="360"/>
       </w:pPr>
       <w:rPr>
-        <w:rFonts w:ascii="Symbol" w:hAnsi="Symbol" w:hint="default"/>
+        <w:rFonts w:hint="default" w:ascii="Symbol" w:hAnsi="Symbol"/>
       </w:rPr>
     </w:lvl>
     <w:lvl w:ilvl="1" w:tplc="04070003" w:tentative="1">
@@ -2575,7 +2718,7 @@
         <w:ind w:left="1440" w:hanging="360"/>
       </w:pPr>
       <w:rPr>
-        <w:rFonts w:ascii="Courier New" w:hAnsi="Courier New" w:cs="Courier New" w:hint="default"/>
+        <w:rFonts w:hint="default" w:ascii="Courier New" w:hAnsi="Courier New" w:cs="Courier New"/>
       </w:rPr>
     </w:lvl>
     <w:lvl w:ilvl="2" w:tplc="04070005" w:tentative="1">
@@ -2587,7 +2730,7 @@
         <w:ind w:left="2160" w:hanging="360"/>
       </w:pPr>
       <w:rPr>
-        <w:rFonts w:ascii="Wingdings" w:hAnsi="Wingdings" w:hint="default"/>
+        <w:rFonts w:hint="default" w:ascii="Wingdings" w:hAnsi="Wingdings"/>
       </w:rPr>
     </w:lvl>
     <w:lvl w:ilvl="3" w:tplc="04070001" w:tentative="1">
@@ -2599,7 +2742,7 @@
         <w:ind w:left="2880" w:hanging="360"/>
       </w:pPr>
       <w:rPr>
-        <w:rFonts w:ascii="Symbol" w:hAnsi="Symbol" w:hint="default"/>
+        <w:rFonts w:hint="default" w:ascii="Symbol" w:hAnsi="Symbol"/>
       </w:rPr>
     </w:lvl>
     <w:lvl w:ilvl="4" w:tplc="04070003" w:tentative="1">
@@ -2611,7 +2754,7 @@
         <w:ind w:left="3600" w:hanging="360"/>
       </w:pPr>
       <w:rPr>
-        <w:rFonts w:ascii="Courier New" w:hAnsi="Courier New" w:cs="Courier New" w:hint="default"/>
+        <w:rFonts w:hint="default" w:ascii="Courier New" w:hAnsi="Courier New" w:cs="Courier New"/>
       </w:rPr>
     </w:lvl>
     <w:lvl w:ilvl="5" w:tplc="04070005" w:tentative="1">
@@ -2623,7 +2766,7 @@
         <w:ind w:left="4320" w:hanging="360"/>
       </w:pPr>
       <w:rPr>
-        <w:rFonts w:ascii="Wingdings" w:hAnsi="Wingdings" w:hint="default"/>
+        <w:rFonts w:hint="default" w:ascii="Wingdings" w:hAnsi="Wingdings"/>
       </w:rPr>
     </w:lvl>
     <w:lvl w:ilvl="6" w:tplc="04070001" w:tentative="1">
@@ -2635,7 +2778,7 @@
         <w:ind w:left="5040" w:hanging="360"/>
       </w:pPr>
       <w:rPr>
-        <w:rFonts w:ascii="Symbol" w:hAnsi="Symbol" w:hint="default"/>
+        <w:rFonts w:hint="default" w:ascii="Symbol" w:hAnsi="Symbol"/>
       </w:rPr>
     </w:lvl>
     <w:lvl w:ilvl="7" w:tplc="04070003" w:tentative="1">
@@ -2647,7 +2790,7 @@
         <w:ind w:left="5760" w:hanging="360"/>
       </w:pPr>
       <w:rPr>
-        <w:rFonts w:ascii="Courier New" w:hAnsi="Courier New" w:cs="Courier New" w:hint="default"/>
+        <w:rFonts w:hint="default" w:ascii="Courier New" w:hAnsi="Courier New" w:cs="Courier New"/>
       </w:rPr>
     </w:lvl>
     <w:lvl w:ilvl="8" w:tplc="04070005" w:tentative="1">
@@ -2659,7 +2802,7 @@
         <w:ind w:left="6480" w:hanging="360"/>
       </w:pPr>
       <w:rPr>
-        <w:rFonts w:ascii="Wingdings" w:hAnsi="Wingdings" w:hint="default"/>
+        <w:rFonts w:hint="default" w:ascii="Wingdings" w:hAnsi="Wingdings"/>
       </w:rPr>
     </w:lvl>
   </w:abstractNum>
@@ -2676,7 +2819,7 @@
         <w:ind w:left="720" w:hanging="360"/>
       </w:pPr>
       <w:rPr>
-        <w:rFonts w:ascii="Arial" w:eastAsiaTheme="minorHAnsi" w:hAnsi="Arial" w:cs="Arial" w:hint="default"/>
+        <w:rFonts w:hint="default" w:ascii="Arial" w:hAnsi="Arial" w:cs="Arial" w:eastAsiaTheme="minorHAnsi"/>
       </w:rPr>
     </w:lvl>
     <w:lvl w:ilvl="1" w:tplc="04090003" w:tentative="1">
@@ -2688,7 +2831,7 @@
         <w:ind w:left="1440" w:hanging="360"/>
       </w:pPr>
       <w:rPr>
-        <w:rFonts w:ascii="Courier New" w:hAnsi="Courier New" w:cs="Courier New" w:hint="default"/>
+        <w:rFonts w:hint="default" w:ascii="Courier New" w:hAnsi="Courier New" w:cs="Courier New"/>
       </w:rPr>
     </w:lvl>
     <w:lvl w:ilvl="2" w:tplc="04090005" w:tentative="1">
@@ -2700,7 +2843,7 @@
         <w:ind w:left="2160" w:hanging="360"/>
       </w:pPr>
       <w:rPr>
-        <w:rFonts w:ascii="Wingdings" w:hAnsi="Wingdings" w:hint="default"/>
+        <w:rFonts w:hint="default" w:ascii="Wingdings" w:hAnsi="Wingdings"/>
       </w:rPr>
     </w:lvl>
     <w:lvl w:ilvl="3" w:tplc="04090001" w:tentative="1">
@@ -2712,7 +2855,7 @@
         <w:ind w:left="2880" w:hanging="360"/>
       </w:pPr>
       <w:rPr>
-        <w:rFonts w:ascii="Symbol" w:hAnsi="Symbol" w:hint="default"/>
+        <w:rFonts w:hint="default" w:ascii="Symbol" w:hAnsi="Symbol"/>
       </w:rPr>
     </w:lvl>
     <w:lvl w:ilvl="4" w:tplc="04090003" w:tentative="1">
@@ -2724,7 +2867,7 @@
         <w:ind w:left="3600" w:hanging="360"/>
       </w:pPr>
       <w:rPr>
-        <w:rFonts w:ascii="Courier New" w:hAnsi="Courier New" w:cs="Courier New" w:hint="default"/>
+        <w:rFonts w:hint="default" w:ascii="Courier New" w:hAnsi="Courier New" w:cs="Courier New"/>
       </w:rPr>
     </w:lvl>
     <w:lvl w:ilvl="5" w:tplc="04090005" w:tentative="1">
@@ -2736,7 +2879,7 @@
         <w:ind w:left="4320" w:hanging="360"/>
       </w:pPr>
       <w:rPr>
-        <w:rFonts w:ascii="Wingdings" w:hAnsi="Wingdings" w:hint="default"/>
+        <w:rFonts w:hint="default" w:ascii="Wingdings" w:hAnsi="Wingdings"/>
       </w:rPr>
     </w:lvl>
     <w:lvl w:ilvl="6" w:tplc="04090001" w:tentative="1">
@@ -2748,7 +2891,7 @@
         <w:ind w:left="5040" w:hanging="360"/>
       </w:pPr>
       <w:rPr>
-        <w:rFonts w:ascii="Symbol" w:hAnsi="Symbol" w:hint="default"/>
+        <w:rFonts w:hint="default" w:ascii="Symbol" w:hAnsi="Symbol"/>
       </w:rPr>
     </w:lvl>
     <w:lvl w:ilvl="7" w:tplc="04090003" w:tentative="1">
@@ -2760,7 +2903,7 @@
         <w:ind w:left="5760" w:hanging="360"/>
       </w:pPr>
       <w:rPr>
-        <w:rFonts w:ascii="Courier New" w:hAnsi="Courier New" w:cs="Courier New" w:hint="default"/>
+        <w:rFonts w:hint="default" w:ascii="Courier New" w:hAnsi="Courier New" w:cs="Courier New"/>
       </w:rPr>
     </w:lvl>
     <w:lvl w:ilvl="8" w:tplc="04090005" w:tentative="1">
@@ -2772,7 +2915,7 @@
         <w:ind w:left="6480" w:hanging="360"/>
       </w:pPr>
       <w:rPr>
-        <w:rFonts w:ascii="Wingdings" w:hAnsi="Wingdings" w:hint="default"/>
+        <w:rFonts w:hint="default" w:ascii="Wingdings" w:hAnsi="Wingdings"/>
       </w:rPr>
     </w:lvl>
   </w:abstractNum>
@@ -2792,7 +2935,7 @@
         <w:ind w:left="720" w:hanging="360"/>
       </w:pPr>
       <w:rPr>
-        <w:rFonts w:ascii="Arial" w:hAnsi="Arial" w:hint="default"/>
+        <w:rFonts w:hint="default" w:ascii="Arial" w:hAnsi="Arial"/>
       </w:rPr>
     </w:lvl>
     <w:lvl w:ilvl="1" w:tplc="8A6E3064">
@@ -2807,7 +2950,7 @@
         <w:ind w:left="1440" w:hanging="360"/>
       </w:pPr>
       <w:rPr>
-        <w:rFonts w:ascii="Arial" w:hAnsi="Arial" w:hint="default"/>
+        <w:rFonts w:hint="default" w:ascii="Arial" w:hAnsi="Arial"/>
       </w:rPr>
     </w:lvl>
     <w:lvl w:ilvl="2" w:tplc="E61AF864" w:tentative="1">
@@ -2822,7 +2965,7 @@
         <w:ind w:left="2160" w:hanging="360"/>
       </w:pPr>
       <w:rPr>
-        <w:rFonts w:ascii="Arial" w:hAnsi="Arial" w:hint="default"/>
+        <w:rFonts w:hint="default" w:ascii="Arial" w:hAnsi="Arial"/>
       </w:rPr>
     </w:lvl>
     <w:lvl w:ilvl="3" w:tplc="C872692A" w:tentative="1">
@@ -2837,7 +2980,7 @@
         <w:ind w:left="2880" w:hanging="360"/>
       </w:pPr>
       <w:rPr>
-        <w:rFonts w:ascii="Arial" w:hAnsi="Arial" w:hint="default"/>
+        <w:rFonts w:hint="default" w:ascii="Arial" w:hAnsi="Arial"/>
       </w:rPr>
     </w:lvl>
     <w:lvl w:ilvl="4" w:tplc="D926197C" w:tentative="1">
@@ -2852,7 +2995,7 @@
         <w:ind w:left="3600" w:hanging="360"/>
       </w:pPr>
       <w:rPr>
-        <w:rFonts w:ascii="Arial" w:hAnsi="Arial" w:hint="default"/>
+        <w:rFonts w:hint="default" w:ascii="Arial" w:hAnsi="Arial"/>
       </w:rPr>
     </w:lvl>
     <w:lvl w:ilvl="5" w:tplc="29C4D37C" w:tentative="1">
@@ -2867,7 +3010,7 @@
         <w:ind w:left="4320" w:hanging="360"/>
       </w:pPr>
       <w:rPr>
-        <w:rFonts w:ascii="Arial" w:hAnsi="Arial" w:hint="default"/>
+        <w:rFonts w:hint="default" w:ascii="Arial" w:hAnsi="Arial"/>
       </w:rPr>
     </w:lvl>
     <w:lvl w:ilvl="6" w:tplc="D616B366" w:tentative="1">
@@ -2882,7 +3025,7 @@
         <w:ind w:left="5040" w:hanging="360"/>
       </w:pPr>
       <w:rPr>
-        <w:rFonts w:ascii="Arial" w:hAnsi="Arial" w:hint="default"/>
+        <w:rFonts w:hint="default" w:ascii="Arial" w:hAnsi="Arial"/>
       </w:rPr>
     </w:lvl>
     <w:lvl w:ilvl="7" w:tplc="FFE45356" w:tentative="1">
@@ -2897,7 +3040,7 @@
         <w:ind w:left="5760" w:hanging="360"/>
       </w:pPr>
       <w:rPr>
-        <w:rFonts w:ascii="Arial" w:hAnsi="Arial" w:hint="default"/>
+        <w:rFonts w:hint="default" w:ascii="Arial" w:hAnsi="Arial"/>
       </w:rPr>
     </w:lvl>
     <w:lvl w:ilvl="8" w:tplc="5C8A7D52" w:tentative="1">
@@ -2912,7 +3055,7 @@
         <w:ind w:left="6480" w:hanging="360"/>
       </w:pPr>
       <w:rPr>
-        <w:rFonts w:ascii="Arial" w:hAnsi="Arial" w:hint="default"/>
+        <w:rFonts w:hint="default" w:ascii="Arial" w:hAnsi="Arial"/>
       </w:rPr>
     </w:lvl>
   </w:abstractNum>
@@ -2929,7 +3072,7 @@
         <w:ind w:left="720" w:hanging="360"/>
       </w:pPr>
       <w:rPr>
-        <w:rFonts w:ascii="Symbol" w:hAnsi="Symbol" w:hint="default"/>
+        <w:rFonts w:hint="default" w:ascii="Symbol" w:hAnsi="Symbol"/>
       </w:rPr>
     </w:lvl>
     <w:lvl w:ilvl="1" w:tplc="04070003" w:tentative="1">
@@ -2941,7 +3084,7 @@
         <w:ind w:left="1440" w:hanging="360"/>
       </w:pPr>
       <w:rPr>
-        <w:rFonts w:ascii="Courier New" w:hAnsi="Courier New" w:cs="Courier New" w:hint="default"/>
+        <w:rFonts w:hint="default" w:ascii="Courier New" w:hAnsi="Courier New" w:cs="Courier New"/>
       </w:rPr>
     </w:lvl>
     <w:lvl w:ilvl="2" w:tplc="04070005" w:tentative="1">
@@ -2953,7 +3096,7 @@
         <w:ind w:left="2160" w:hanging="360"/>
       </w:pPr>
       <w:rPr>
-        <w:rFonts w:ascii="Wingdings" w:hAnsi="Wingdings" w:hint="default"/>
+        <w:rFonts w:hint="default" w:ascii="Wingdings" w:hAnsi="Wingdings"/>
       </w:rPr>
     </w:lvl>
     <w:lvl w:ilvl="3" w:tplc="04070001" w:tentative="1">
@@ -2965,7 +3108,7 @@
         <w:ind w:left="2880" w:hanging="360"/>
       </w:pPr>
       <w:rPr>
-        <w:rFonts w:ascii="Symbol" w:hAnsi="Symbol" w:hint="default"/>
+        <w:rFonts w:hint="default" w:ascii="Symbol" w:hAnsi="Symbol"/>
       </w:rPr>
     </w:lvl>
     <w:lvl w:ilvl="4" w:tplc="04070003" w:tentative="1">
@@ -2977,7 +3120,7 @@
         <w:ind w:left="3600" w:hanging="360"/>
       </w:pPr>
       <w:rPr>
-        <w:rFonts w:ascii="Courier New" w:hAnsi="Courier New" w:cs="Courier New" w:hint="default"/>
+        <w:rFonts w:hint="default" w:ascii="Courier New" w:hAnsi="Courier New" w:cs="Courier New"/>
       </w:rPr>
     </w:lvl>
     <w:lvl w:ilvl="5" w:tplc="04070005" w:tentative="1">
@@ -2989,7 +3132,7 @@
         <w:ind w:left="4320" w:hanging="360"/>
       </w:pPr>
       <w:rPr>
-        <w:rFonts w:ascii="Wingdings" w:hAnsi="Wingdings" w:hint="default"/>
+        <w:rFonts w:hint="default" w:ascii="Wingdings" w:hAnsi="Wingdings"/>
       </w:rPr>
     </w:lvl>
     <w:lvl w:ilvl="6" w:tplc="04070001" w:tentative="1">
@@ -3001,7 +3144,7 @@
         <w:ind w:left="5040" w:hanging="360"/>
       </w:pPr>
       <w:rPr>
-        <w:rFonts w:ascii="Symbol" w:hAnsi="Symbol" w:hint="default"/>
+        <w:rFonts w:hint="default" w:ascii="Symbol" w:hAnsi="Symbol"/>
       </w:rPr>
     </w:lvl>
     <w:lvl w:ilvl="7" w:tplc="04070003" w:tentative="1">
@@ -3013,7 +3156,7 @@
         <w:ind w:left="5760" w:hanging="360"/>
       </w:pPr>
       <w:rPr>
-        <w:rFonts w:ascii="Courier New" w:hAnsi="Courier New" w:cs="Courier New" w:hint="default"/>
+        <w:rFonts w:hint="default" w:ascii="Courier New" w:hAnsi="Courier New" w:cs="Courier New"/>
       </w:rPr>
     </w:lvl>
     <w:lvl w:ilvl="8" w:tplc="04070005" w:tentative="1">
@@ -3025,7 +3168,7 @@
         <w:ind w:left="6480" w:hanging="360"/>
       </w:pPr>
       <w:rPr>
-        <w:rFonts w:ascii="Wingdings" w:hAnsi="Wingdings" w:hint="default"/>
+        <w:rFonts w:hint="default" w:ascii="Wingdings" w:hAnsi="Wingdings"/>
       </w:rPr>
     </w:lvl>
   </w:abstractNum>
@@ -3045,7 +3188,7 @@
         <w:ind w:left="720" w:hanging="360"/>
       </w:pPr>
       <w:rPr>
-        <w:rFonts w:ascii="Arial" w:hAnsi="Arial" w:hint="default"/>
+        <w:rFonts w:hint="default" w:ascii="Arial" w:hAnsi="Arial"/>
       </w:rPr>
     </w:lvl>
     <w:lvl w:ilvl="1" w:tplc="904A1348" w:tentative="1">
@@ -3060,7 +3203,7 @@
         <w:ind w:left="1440" w:hanging="360"/>
       </w:pPr>
       <w:rPr>
-        <w:rFonts w:ascii="Arial" w:hAnsi="Arial" w:hint="default"/>
+        <w:rFonts w:hint="default" w:ascii="Arial" w:hAnsi="Arial"/>
       </w:rPr>
     </w:lvl>
     <w:lvl w:ilvl="2" w:tplc="1D9A15BC" w:tentative="1">
@@ -3075,7 +3218,7 @@
         <w:ind w:left="2160" w:hanging="360"/>
       </w:pPr>
       <w:rPr>
-        <w:rFonts w:ascii="Arial" w:hAnsi="Arial" w:hint="default"/>
+        <w:rFonts w:hint="default" w:ascii="Arial" w:hAnsi="Arial"/>
       </w:rPr>
     </w:lvl>
     <w:lvl w:ilvl="3" w:tplc="13D64D4E" w:tentative="1">
@@ -3090,7 +3233,7 @@
         <w:ind w:left="2880" w:hanging="360"/>
       </w:pPr>
       <w:rPr>
-        <w:rFonts w:ascii="Arial" w:hAnsi="Arial" w:hint="default"/>
+        <w:rFonts w:hint="default" w:ascii="Arial" w:hAnsi="Arial"/>
       </w:rPr>
     </w:lvl>
     <w:lvl w:ilvl="4" w:tplc="F718F720" w:tentative="1">
@@ -3105,7 +3248,7 @@
         <w:ind w:left="3600" w:hanging="360"/>
       </w:pPr>
       <w:rPr>
-        <w:rFonts w:ascii="Arial" w:hAnsi="Arial" w:hint="default"/>
+        <w:rFonts w:hint="default" w:ascii="Arial" w:hAnsi="Arial"/>
       </w:rPr>
     </w:lvl>
     <w:lvl w:ilvl="5" w:tplc="2D207C08" w:tentative="1">
@@ -3120,7 +3263,7 @@
         <w:ind w:left="4320" w:hanging="360"/>
       </w:pPr>
       <w:rPr>
-        <w:rFonts w:ascii="Arial" w:hAnsi="Arial" w:hint="default"/>
+        <w:rFonts w:hint="default" w:ascii="Arial" w:hAnsi="Arial"/>
       </w:rPr>
     </w:lvl>
     <w:lvl w:ilvl="6" w:tplc="D28A9516" w:tentative="1">
@@ -3135,7 +3278,7 @@
         <w:ind w:left="5040" w:hanging="360"/>
       </w:pPr>
       <w:rPr>
-        <w:rFonts w:ascii="Arial" w:hAnsi="Arial" w:hint="default"/>
+        <w:rFonts w:hint="default" w:ascii="Arial" w:hAnsi="Arial"/>
       </w:rPr>
     </w:lvl>
     <w:lvl w:ilvl="7" w:tplc="F444825C" w:tentative="1">
@@ -3150,7 +3293,7 @@
         <w:ind w:left="5760" w:hanging="360"/>
       </w:pPr>
       <w:rPr>
-        <w:rFonts w:ascii="Arial" w:hAnsi="Arial" w:hint="default"/>
+        <w:rFonts w:hint="default" w:ascii="Arial" w:hAnsi="Arial"/>
       </w:rPr>
     </w:lvl>
     <w:lvl w:ilvl="8" w:tplc="82F0CB6C" w:tentative="1">
@@ -3165,7 +3308,7 @@
         <w:ind w:left="6480" w:hanging="360"/>
       </w:pPr>
       <w:rPr>
-        <w:rFonts w:ascii="Arial" w:hAnsi="Arial" w:hint="default"/>
+        <w:rFonts w:hint="default" w:ascii="Arial" w:hAnsi="Arial"/>
       </w:rPr>
     </w:lvl>
   </w:abstractNum>
@@ -3248,11 +3391,11 @@
 </file>
 
 <file path=word/styles.xml><?xml version="1.0" encoding="utf-8"?>
-<w:styles xmlns:mc="http://schemas.openxmlformats.org/markup-compatibility/2006" xmlns:r="http://schemas.openxmlformats.org/officeDocument/2006/relationships" xmlns:w="http://schemas.openxmlformats.org/wordprocessingml/2006/main" xmlns:w14="http://schemas.microsoft.com/office/word/2010/wordml" xmlns:w15="http://schemas.microsoft.com/office/word/2012/wordml" xmlns:w16cex="http://schemas.microsoft.com/office/word/2018/wordml/cex" xmlns:w16cid="http://schemas.microsoft.com/office/word/2016/wordml/cid" xmlns:w16="http://schemas.microsoft.com/office/word/2018/wordml" xmlns:w16du="http://schemas.microsoft.com/office/word/2023/wordml/word16du" xmlns:w16sdtdh="http://schemas.microsoft.com/office/word/2020/wordml/sdtdatahash" xmlns:w16sdtfl="http://schemas.microsoft.com/office/word/2024/wordml/sdtformatlock" xmlns:w16se="http://schemas.microsoft.com/office/word/2015/wordml/symex" mc:Ignorable="w14 w15 w16se w16cid w16 w16cex w16sdtdh w16sdtfl w16du">
+<w:styles xmlns:wp14="http://schemas.microsoft.com/office/word/2010/wordprocessingDrawing" xmlns:mc="http://schemas.openxmlformats.org/markup-compatibility/2006" xmlns:r="http://schemas.openxmlformats.org/officeDocument/2006/relationships" xmlns:w="http://schemas.openxmlformats.org/wordprocessingml/2006/main" xmlns:w14="http://schemas.microsoft.com/office/word/2010/wordml" xmlns:w15="http://schemas.microsoft.com/office/word/2012/wordml" xmlns:w16cex="http://schemas.microsoft.com/office/word/2018/wordml/cex" xmlns:w16cid="http://schemas.microsoft.com/office/word/2016/wordml/cid" xmlns:w16="http://schemas.microsoft.com/office/word/2018/wordml" xmlns:w16du="http://schemas.microsoft.com/office/word/2023/wordml/word16du" xmlns:w16sdtdh="http://schemas.microsoft.com/office/word/2020/wordml/sdtdatahash" xmlns:w16sdtfl="http://schemas.microsoft.com/office/word/2024/wordml/sdtformatlock" xmlns:w16se="http://schemas.microsoft.com/office/word/2015/wordml/symex" mc:Ignorable="w14 w15 w16se w16cid w16 w16cex w16sdtdh w16sdtfl w16du wp14">
   <w:docDefaults>
     <w:rPrDefault>
       <w:rPr>
-        <w:rFonts w:asciiTheme="minorHAnsi" w:eastAsiaTheme="minorHAnsi" w:hAnsiTheme="minorHAnsi" w:cstheme="minorBidi"/>
+        <w:rFonts w:asciiTheme="minorHAnsi" w:hAnsiTheme="minorHAnsi" w:eastAsiaTheme="minorHAnsi" w:cstheme="minorBidi"/>
         <w:sz w:val="22"/>
         <w:szCs w:val="22"/>
         <w:lang w:val="de-DE" w:eastAsia="en-US" w:bidi="ar-SA"/>
@@ -3267,14 +3410,14 @@
   <w:latentStyles w:defLockedState="0" w:defUIPriority="99" w:defSemiHidden="0" w:defUnhideWhenUsed="0" w:defQFormat="0" w:count="376">
     <w:lsdException w:name="Normal" w:uiPriority="0" w:qFormat="1"/>
     <w:lsdException w:name="heading 1" w:uiPriority="9" w:qFormat="1"/>
-    <w:lsdException w:name="heading 2" w:semiHidden="1" w:uiPriority="9" w:unhideWhenUsed="1" w:qFormat="1"/>
-    <w:lsdException w:name="heading 3" w:semiHidden="1" w:uiPriority="9" w:unhideWhenUsed="1" w:qFormat="1"/>
-    <w:lsdException w:name="heading 4" w:semiHidden="1" w:uiPriority="9" w:unhideWhenUsed="1" w:qFormat="1"/>
-    <w:lsdException w:name="heading 5" w:semiHidden="1" w:uiPriority="9" w:unhideWhenUsed="1" w:qFormat="1"/>
-    <w:lsdException w:name="heading 6" w:semiHidden="1" w:uiPriority="9" w:unhideWhenUsed="1" w:qFormat="1"/>
-    <w:lsdException w:name="heading 7" w:semiHidden="1" w:uiPriority="9" w:unhideWhenUsed="1" w:qFormat="1"/>
-    <w:lsdException w:name="heading 8" w:semiHidden="1" w:uiPriority="9" w:unhideWhenUsed="1" w:qFormat="1"/>
-    <w:lsdException w:name="heading 9" w:semiHidden="1" w:uiPriority="9" w:unhideWhenUsed="1" w:qFormat="1"/>
+    <w:lsdException w:name="heading 2" w:uiPriority="9" w:semiHidden="1" w:unhideWhenUsed="1" w:qFormat="1"/>
+    <w:lsdException w:name="heading 3" w:uiPriority="9" w:semiHidden="1" w:unhideWhenUsed="1" w:qFormat="1"/>
+    <w:lsdException w:name="heading 4" w:uiPriority="9" w:semiHidden="1" w:unhideWhenUsed="1" w:qFormat="1"/>
+    <w:lsdException w:name="heading 5" w:uiPriority="9" w:semiHidden="1" w:unhideWhenUsed="1" w:qFormat="1"/>
+    <w:lsdException w:name="heading 6" w:uiPriority="9" w:semiHidden="1" w:unhideWhenUsed="1" w:qFormat="1"/>
+    <w:lsdException w:name="heading 7" w:uiPriority="9" w:semiHidden="1" w:unhideWhenUsed="1" w:qFormat="1"/>
+    <w:lsdException w:name="heading 8" w:uiPriority="9" w:semiHidden="1" w:unhideWhenUsed="1" w:qFormat="1"/>
+    <w:lsdException w:name="heading 9" w:uiPriority="9" w:semiHidden="1" w:unhideWhenUsed="1" w:qFormat="1"/>
     <w:lsdException w:name="index 1" w:semiHidden="1" w:unhideWhenUsed="1"/>
     <w:lsdException w:name="index 2" w:semiHidden="1" w:unhideWhenUsed="1"/>
     <w:lsdException w:name="index 3" w:semiHidden="1" w:unhideWhenUsed="1"/>
@@ -3284,22 +3427,22 @@
     <w:lsdException w:name="index 7" w:semiHidden="1" w:unhideWhenUsed="1"/>
     <w:lsdException w:name="index 8" w:semiHidden="1" w:unhideWhenUsed="1"/>
     <w:lsdException w:name="index 9" w:semiHidden="1" w:unhideWhenUsed="1"/>
-    <w:lsdException w:name="toc 1" w:semiHidden="1" w:uiPriority="39" w:unhideWhenUsed="1"/>
-    <w:lsdException w:name="toc 2" w:semiHidden="1" w:uiPriority="39" w:unhideWhenUsed="1"/>
-    <w:lsdException w:name="toc 3" w:semiHidden="1" w:uiPriority="39" w:unhideWhenUsed="1"/>
-    <w:lsdException w:name="toc 4" w:semiHidden="1" w:uiPriority="39" w:unhideWhenUsed="1"/>
-    <w:lsdException w:name="toc 5" w:semiHidden="1" w:uiPriority="39" w:unhideWhenUsed="1"/>
-    <w:lsdException w:name="toc 6" w:semiHidden="1" w:uiPriority="39" w:unhideWhenUsed="1"/>
-    <w:lsdException w:name="toc 7" w:semiHidden="1" w:uiPriority="39" w:unhideWhenUsed="1"/>
-    <w:lsdException w:name="toc 8" w:semiHidden="1" w:uiPriority="39" w:unhideWhenUsed="1"/>
-    <w:lsdException w:name="toc 9" w:semiHidden="1" w:uiPriority="39" w:unhideWhenUsed="1"/>
+    <w:lsdException w:name="toc 1" w:uiPriority="39" w:semiHidden="1" w:unhideWhenUsed="1"/>
+    <w:lsdException w:name="toc 2" w:uiPriority="39" w:semiHidden="1" w:unhideWhenUsed="1"/>
+    <w:lsdException w:name="toc 3" w:uiPriority="39" w:semiHidden="1" w:unhideWhenUsed="1"/>
+    <w:lsdException w:name="toc 4" w:uiPriority="39" w:semiHidden="1" w:unhideWhenUsed="1"/>
+    <w:lsdException w:name="toc 5" w:uiPriority="39" w:semiHidden="1" w:unhideWhenUsed="1"/>
+    <w:lsdException w:name="toc 6" w:uiPriority="39" w:semiHidden="1" w:unhideWhenUsed="1"/>
+    <w:lsdException w:name="toc 7" w:uiPriority="39" w:semiHidden="1" w:unhideWhenUsed="1"/>
+    <w:lsdException w:name="toc 8" w:uiPriority="39" w:semiHidden="1" w:unhideWhenUsed="1"/>
+    <w:lsdException w:name="toc 9" w:uiPriority="39" w:semiHidden="1" w:unhideWhenUsed="1"/>
     <w:lsdException w:name="Normal Indent" w:semiHidden="1" w:unhideWhenUsed="1"/>
     <w:lsdException w:name="footnote text" w:semiHidden="1" w:unhideWhenUsed="1"/>
     <w:lsdException w:name="annotation text" w:semiHidden="1" w:unhideWhenUsed="1"/>
     <w:lsdException w:name="header" w:semiHidden="1" w:unhideWhenUsed="1"/>
     <w:lsdException w:name="footer" w:semiHidden="1" w:unhideWhenUsed="1"/>
     <w:lsdException w:name="index heading" w:semiHidden="1" w:unhideWhenUsed="1"/>
-    <w:lsdException w:name="caption" w:semiHidden="1" w:uiPriority="35" w:unhideWhenUsed="1" w:qFormat="1"/>
+    <w:lsdException w:name="caption" w:uiPriority="35" w:semiHidden="1" w:unhideWhenUsed="1" w:qFormat="1"/>
     <w:lsdException w:name="table of figures" w:semiHidden="1" w:unhideWhenUsed="1"/>
     <w:lsdException w:name="envelope address" w:semiHidden="1" w:unhideWhenUsed="1"/>
     <w:lsdException w:name="envelope return" w:semiHidden="1" w:unhideWhenUsed="1"/>
@@ -3330,7 +3473,7 @@
     <w:lsdException w:name="Title" w:uiPriority="10" w:qFormat="1"/>
     <w:lsdException w:name="Closing" w:semiHidden="1" w:unhideWhenUsed="1"/>
     <w:lsdException w:name="Signature" w:semiHidden="1" w:unhideWhenUsed="1"/>
-    <w:lsdException w:name="Default Paragraph Font" w:semiHidden="1" w:uiPriority="1" w:unhideWhenUsed="1"/>
+    <w:lsdException w:name="Default Paragraph Font" w:uiPriority="1" w:semiHidden="1" w:unhideWhenUsed="1"/>
     <w:lsdException w:name="Body Text" w:semiHidden="1" w:unhideWhenUsed="1"/>
     <w:lsdException w:name="Body Text Indent" w:semiHidden="1" w:unhideWhenUsed="1"/>
     <w:lsdException w:name="List Continue" w:semiHidden="1" w:unhideWhenUsed="1"/>
@@ -3530,8 +3673,8 @@
     <w:lsdException w:name="Subtle Reference" w:uiPriority="31" w:qFormat="1"/>
     <w:lsdException w:name="Intense Reference" w:uiPriority="32" w:qFormat="1"/>
     <w:lsdException w:name="Book Title" w:uiPriority="33" w:qFormat="1"/>
-    <w:lsdException w:name="Bibliography" w:semiHidden="1" w:uiPriority="37" w:unhideWhenUsed="1"/>
-    <w:lsdException w:name="TOC Heading" w:semiHidden="1" w:uiPriority="39" w:unhideWhenUsed="1" w:qFormat="1"/>
+    <w:lsdException w:name="Bibliography" w:uiPriority="37" w:semiHidden="1" w:unhideWhenUsed="1"/>
+    <w:lsdException w:name="TOC Heading" w:uiPriority="39" w:semiHidden="1" w:unhideWhenUsed="1" w:qFormat="1"/>
     <w:lsdException w:name="Plain Table 1" w:uiPriority="41"/>
     <w:lsdException w:name="Plain Table 2" w:uiPriority="42"/>
     <w:lsdException w:name="Plain Table 3" w:uiPriority="43"/>
@@ -3642,7 +3785,7 @@
     <w:lsdException w:name="Unresolved Mention" w:semiHidden="1" w:unhideWhenUsed="1"/>
     <w:lsdException w:name="Smart Link" w:semiHidden="1" w:unhideWhenUsed="1"/>
   </w:latentStyles>
-  <w:style w:type="paragraph" w:default="1" w:styleId="Standard">
+  <w:style w:type="paragraph" w:styleId="Standard" w:default="1">
     <w:name w:val="Normal"/>
     <w:qFormat/>
     <w:rsid w:val="00CB1222"/>
@@ -3669,19 +3812,19 @@
       <w:outlineLvl w:val="0"/>
     </w:pPr>
     <w:rPr>
-      <w:rFonts w:asciiTheme="majorHAnsi" w:eastAsiaTheme="majorEastAsia" w:hAnsiTheme="majorHAnsi" w:cstheme="majorBidi"/>
+      <w:rFonts w:asciiTheme="majorHAnsi" w:hAnsiTheme="majorHAnsi" w:eastAsiaTheme="majorEastAsia" w:cstheme="majorBidi"/>
       <w:color w:val="2F5496" w:themeColor="accent1" w:themeShade="BF"/>
       <w:sz w:val="32"/>
       <w:szCs w:val="32"/>
     </w:rPr>
   </w:style>
-  <w:style w:type="character" w:default="1" w:styleId="Absatz-Standardschriftart">
+  <w:style w:type="character" w:styleId="Absatz-Standardschriftart" w:default="1">
     <w:name w:val="Default Paragraph Font"/>
     <w:uiPriority w:val="1"/>
     <w:semiHidden/>
     <w:unhideWhenUsed/>
   </w:style>
-  <w:style w:type="table" w:default="1" w:styleId="NormaleTabelle">
+  <w:style w:type="table" w:styleId="NormaleTabelle" w:default="1">
     <w:name w:val="Normal Table"/>
     <w:uiPriority w:val="99"/>
     <w:semiHidden/>
@@ -3696,7 +3839,7 @@
       </w:tblCellMar>
     </w:tblPr>
   </w:style>
-  <w:style w:type="numbering" w:default="1" w:styleId="KeineListe">
+  <w:style w:type="numbering" w:styleId="KeineListe" w:default="1">
     <w:name w:val="No List"/>
     <w:uiPriority w:val="99"/>
     <w:semiHidden/>
@@ -3715,21 +3858,21 @@
       <w:contextualSpacing/>
     </w:pPr>
     <w:rPr>
-      <w:rFonts w:asciiTheme="majorHAnsi" w:eastAsiaTheme="majorEastAsia" w:hAnsiTheme="majorHAnsi" w:cstheme="majorBidi"/>
+      <w:rFonts w:asciiTheme="majorHAnsi" w:hAnsiTheme="majorHAnsi" w:eastAsiaTheme="majorEastAsia" w:cstheme="majorBidi"/>
       <w:spacing w:val="-10"/>
       <w:kern w:val="28"/>
       <w:sz w:val="56"/>
       <w:szCs w:val="56"/>
     </w:rPr>
   </w:style>
-  <w:style w:type="character" w:customStyle="1" w:styleId="TitelZchn">
+  <w:style w:type="character" w:styleId="TitelZchn" w:customStyle="1">
     <w:name w:val="Titel Zchn"/>
     <w:basedOn w:val="Absatz-Standardschriftart"/>
     <w:link w:val="Titel"/>
     <w:uiPriority w:val="10"/>
     <w:rsid w:val="008243E5"/>
     <w:rPr>
-      <w:rFonts w:asciiTheme="majorHAnsi" w:eastAsiaTheme="majorEastAsia" w:hAnsiTheme="majorHAnsi" w:cstheme="majorBidi"/>
+      <w:rFonts w:asciiTheme="majorHAnsi" w:hAnsiTheme="majorHAnsi" w:eastAsiaTheme="majorEastAsia" w:cstheme="majorBidi"/>
       <w:spacing w:val="-10"/>
       <w:kern w:val="28"/>
       <w:sz w:val="56"/>
@@ -3755,7 +3898,7 @@
       <w:spacing w:val="15"/>
     </w:rPr>
   </w:style>
-  <w:style w:type="character" w:customStyle="1" w:styleId="UntertitelZchn">
+  <w:style w:type="character" w:styleId="UntertitelZchn" w:customStyle="1">
     <w:name w:val="Untertitel Zchn"/>
     <w:basedOn w:val="Absatz-Standardschriftart"/>
     <w:link w:val="Untertitel"/>
@@ -3767,20 +3910,20 @@
       <w:spacing w:val="15"/>
     </w:rPr>
   </w:style>
-  <w:style w:type="character" w:customStyle="1" w:styleId="berschrift1Zchn">
+  <w:style w:type="character" w:styleId="berschrift1Zchn" w:customStyle="1">
     <w:name w:val="Überschrift 1 Zchn"/>
     <w:basedOn w:val="Absatz-Standardschriftart"/>
     <w:link w:val="berschrift1"/>
     <w:uiPriority w:val="9"/>
     <w:rsid w:val="00576C5D"/>
     <w:rPr>
-      <w:rFonts w:asciiTheme="majorHAnsi" w:eastAsiaTheme="majorEastAsia" w:hAnsiTheme="majorHAnsi" w:cstheme="majorBidi"/>
+      <w:rFonts w:asciiTheme="majorHAnsi" w:hAnsiTheme="majorHAnsi" w:eastAsiaTheme="majorEastAsia" w:cstheme="majorBidi"/>
       <w:color w:val="2F5496" w:themeColor="accent1" w:themeShade="BF"/>
       <w:sz w:val="32"/>
       <w:szCs w:val="32"/>
     </w:rPr>
   </w:style>
-  <w:style w:type="paragraph" w:customStyle="1" w:styleId="Default">
+  <w:style w:type="paragraph" w:styleId="Default" w:customStyle="1">
     <w:name w:val="Default"/>
     <w:rsid w:val="00277DA9"/>
     <w:pPr>
@@ -3887,7 +4030,7 @@
       <w:szCs w:val="20"/>
     </w:rPr>
   </w:style>
-  <w:style w:type="character" w:customStyle="1" w:styleId="KommentartextZchn">
+  <w:style w:type="character" w:styleId="KommentartextZchn" w:customStyle="1">
     <w:name w:val="Kommentartext Zchn"/>
     <w:basedOn w:val="Absatz-Standardschriftart"/>
     <w:link w:val="Kommentartext"/>
@@ -3913,7 +4056,7 @@
       <w:bCs/>
     </w:rPr>
   </w:style>
-  <w:style w:type="character" w:customStyle="1" w:styleId="KommentarthemaZchn">
+  <w:style w:type="character" w:styleId="KommentarthemaZchn" w:customStyle="1">
     <w:name w:val="Kommentarthema Zchn"/>
     <w:basedOn w:val="KommentartextZchn"/>
     <w:link w:val="Kommentarthema"/>
@@ -3937,7 +4080,7 @@
       <w:spacing w:after="0" w:line="240" w:lineRule="auto"/>
     </w:pPr>
   </w:style>
-  <w:style w:type="character" w:customStyle="1" w:styleId="ListenabsatzZchn">
+  <w:style w:type="character" w:styleId="ListenabsatzZchn" w:customStyle="1">
     <w:name w:val="Listenabsatz Zchn"/>
     <w:aliases w:val="Use Case List Paragraph Zchn,List Bulleted Zchn,EG Bullet 1 Zchn,Paragraphe de liste1 Zchn,List1 Zchn,Numbered Indented Text Zchn,UE List Paragraph Zchn,lp1 Zchn,Equipment Zchn,Tab Paragraph Zchn,Figure_name Zchn,Puces Zchn,b1 Zchn"/>
     <w:basedOn w:val="Absatz-Standardschriftart"/>
@@ -3950,7 +4093,7 @@
 </file>
 
 <file path=word/theme/theme1.xml><?xml version="1.0" encoding="utf-8"?>
-<a:theme xmlns:a="http://schemas.openxmlformats.org/drawingml/2006/main" name="Office Theme">
+<a:theme xmlns:a="http://schemas.openxmlformats.org/drawingml/2006/main" xmlns:thm15="http://schemas.microsoft.com/office/thememl/2012/main" name="Office Theme">
   <a:themeElements>
     <a:clrScheme name="Office">
       <a:dk1>
